--- a/Reporte_Mundial2026_CS21004.docx
+++ b/Reporte_Mundial2026_CS21004.docx
@@ -55,7 +55,7 @@
           <w:sz w:val="20"/>
           <w:szCs w:val="20"/>
         </w:rPr>
-        <w:t xml:space="preserve">Universidad de El Salvador, Especialización en Inteligencia Artificial</w:t>
+        <w:t xml:space="preserve">Universidad de El Salvador. Curso de especialización Machine Learning 2026</w:t>
       </w:r>
     </w:p>
     <w:p>
